--- a/mensajero/content/Versiculos_a_corregir_2027.docx
+++ b/mensajero/content/Versiculos_a_corregir_2027.docx
@@ -52,14 +52,14 @@
           <w:sz w:val="21"/>
           <w:szCs w:val="21"/>
         </w:rPr>
-        <w:t xml:space="preserve">14 cambios de versículo por decidir</w:t>
+        <w:t xml:space="preserve">12 cambios de versículo por decidir</w:t>
       </w:r>
       <w:r>
         <w:rPr>
           <w:sz w:val="21"/>
           <w:szCs w:val="21"/>
         </w:rPr>
-        <w:t xml:space="preserve">: 3 que recomiendo, 1 corrección de texto, 1 decisión de programación y 9 opcionales. Los 4 errores de copia urgentes ya están corregidos (al final). Marcá en la columna Decisión qué hacemos con cada uno; cuando un cambio se aprueba, reescribo el guion de ese día y confirmo el texto RVC antes de cargarlo.</w:t>
+        <w:t xml:space="preserve">: 2 que recomiendo, 1 corrección de texto y 9 opcionales. Viernes Santo, Pascua y Navidad siguen la serie: cada locutor adapta la fecha en su preparación. Los 4 errores de copia urgentes ya están corregidos (al final). Marcá en la columna Decisión qué hacemos con cada uno; cuando un cambio se aprueba, reescribo el guion de ese día y confirmo el texto RVC antes de cargarlo.</w:t>
       </w:r>
     </w:p>
     <w:p>
@@ -87,7 +87,7 @@
           <w:sz w:val="21"/>
           <w:szCs w:val="21"/>
         </w:rPr>
-        <w:t xml:space="preserve">En estos tres casos el versículo actual puede leerse mal al aire o no corresponde a la fecha.</w:t>
+        <w:t xml:space="preserve">En estos dos casos el versículo actual puede leerse mal al aire.</w:t>
       </w:r>
     </w:p>
     <w:tbl>
@@ -647,191 +647,6 @@
           </w:p>
         </w:tc>
       </w:tr>
-      <w:tr>
-        <w:trPr>
-          <w:cantSplit/>
-        </w:trPr>
-        <w:tc>
-          <w:tcPr>
-            <w:tcW w:type="dxa" w:w="500"/>
-            <w:tcMar>
-              <w:top w:type="dxa" w:w="80"/>
-              <w:left w:type="dxa" w:w="100"/>
-              <w:bottom w:type="dxa" w:w="80"/>
-              <w:right w:type="dxa" w:w="100"/>
-            </w:tcMar>
-          </w:tcPr>
-          <w:p>
-            <w:pPr>
-              <w:spacing w:after="60"/>
-            </w:pPr>
-            <w:r>
-              <w:rPr>
-                <w:sz w:val="18"/>
-                <w:szCs w:val="18"/>
-              </w:rPr>
-              <w:t xml:space="preserve">18</w:t>
-            </w:r>
-          </w:p>
-        </w:tc>
-        <w:tc>
-          <w:tcPr>
-            <w:tcW w:type="dxa" w:w="2100"/>
-            <w:tcMar>
-              <w:top w:type="dxa" w:w="80"/>
-              <w:left w:type="dxa" w:w="100"/>
-              <w:bottom w:type="dxa" w:w="80"/>
-              <w:right w:type="dxa" w:w="100"/>
-            </w:tcMar>
-          </w:tcPr>
-          <w:p>
-            <w:pPr>
-              <w:spacing w:after="60"/>
-            </w:pPr>
-            <w:r>
-              <w:rPr>
-                <w:sz w:val="18"/>
-                <w:szCs w:val="18"/>
-              </w:rPr>
-              <w:t xml:space="preserve">Sábado 25 de diciembre (Navidad) · semana 51 · repaso semanal</w:t>
-            </w:r>
-          </w:p>
-        </w:tc>
-        <w:tc>
-          <w:tcPr>
-            <w:tcW w:type="dxa" w:w="3300"/>
-            <w:tcMar>
-              <w:top w:type="dxa" w:w="80"/>
-              <w:left w:type="dxa" w:w="100"/>
-              <w:bottom w:type="dxa" w:w="80"/>
-              <w:right w:type="dxa" w:w="100"/>
-            </w:tcMar>
-          </w:tcPr>
-          <w:p>
-            <w:pPr>
-              <w:spacing w:after="60"/>
-            </w:pPr>
-            <w:r>
-              <w:rPr>
-                <w:b/>
-                <w:bCs/>
-                <w:sz w:val="18"/>
-                <w:szCs w:val="18"/>
-              </w:rPr>
-              <w:t xml:space="preserve">Proverbios 1:5</w:t>
-            </w:r>
-            <w:r>
-              <w:rPr>
-                <w:sz w:val="18"/>
-                <w:szCs w:val="18"/>
-              </w:rPr>
-              <w:t xml:space="preserve"> — «Que lo oiga el sabio, y aumente su saber, y que el entendido reciba consejo»</w:t>
-            </w:r>
-          </w:p>
-        </w:tc>
-        <w:tc>
-          <w:tcPr>
-            <w:tcW w:type="dxa" w:w="2900"/>
-            <w:tcMar>
-              <w:top w:type="dxa" w:w="80"/>
-              <w:left w:type="dxa" w:w="100"/>
-              <w:bottom w:type="dxa" w:w="80"/>
-              <w:right w:type="dxa" w:w="100"/>
-            </w:tcMar>
-          </w:tcPr>
-          <w:p>
-            <w:pPr>
-              <w:spacing w:after="60"/>
-            </w:pPr>
-            <w:r>
-              <w:rPr>
-                <w:b/>
-                <w:bCs/>
-                <w:sz w:val="18"/>
-                <w:szCs w:val="18"/>
-              </w:rPr>
-              <w:t xml:space="preserve">Lucas 2:10-11</w:t>
-            </w:r>
-            <w:r>
-              <w:rPr>
-                <w:sz w:val="18"/>
-                <w:szCs w:val="18"/>
-              </w:rPr>
-              <w:t xml:space="preserve"> — «No teman, que les traigo una buena noticia, que será para todo el pueblo motivo de mucha alegría. Hoy, en la ciudad de David, les ha nacido un Salvador, que es Cristo el Señor.»</w:t>
-            </w:r>
-          </w:p>
-        </w:tc>
-        <w:tc>
-          <w:tcPr>
-            <w:tcW w:type="dxa" w:w="3700"/>
-            <w:tcMar>
-              <w:top w:type="dxa" w:w="80"/>
-              <w:left w:type="dxa" w:w="100"/>
-              <w:bottom w:type="dxa" w:w="80"/>
-              <w:right w:type="dxa" w:w="100"/>
-            </w:tcMar>
-          </w:tcPr>
-          <w:p>
-            <w:pPr>
-              <w:spacing w:after="60"/>
-            </w:pPr>
-            <w:r>
-              <w:rPr>
-                <w:sz w:val="18"/>
-                <w:szCs w:val="18"/>
-              </w:rPr>
-              <w:t xml:space="preserve">El 25 de diciembre cae sábado, el día del repaso, y el versículo cargado habla de aprender. El guion ya celebra la Navidad; con este cambio el flyer de ese día también.</w:t>
-            </w:r>
-          </w:p>
-        </w:tc>
-        <w:tc>
-          <w:tcPr>
-            <w:tcW w:type="dxa" w:w="1900"/>
-            <w:tcMar>
-              <w:top w:type="dxa" w:w="80"/>
-              <w:left w:type="dxa" w:w="100"/>
-              <w:bottom w:type="dxa" w:w="80"/>
-              <w:right w:type="dxa" w:w="100"/>
-            </w:tcMar>
-          </w:tcPr>
-          <w:p>
-            <w:pPr>
-              <w:spacing w:after="60"/>
-            </w:pPr>
-            <w:r>
-              <w:rPr>
-                <w:sz w:val="18"/>
-                <w:szCs w:val="18"/>
-              </w:rPr>
-              <w:t xml:space="preserve">☐ Aprobar</w:t>
-            </w:r>
-          </w:p>
-          <w:p>
-            <w:pPr>
-              <w:spacing w:after="60"/>
-            </w:pPr>
-            <w:r>
-              <w:rPr>
-                <w:sz w:val="18"/>
-                <w:szCs w:val="18"/>
-              </w:rPr>
-              <w:t xml:space="preserve">☐ Dejar como está</w:t>
-            </w:r>
-          </w:p>
-          <w:p>
-            <w:pPr>
-              <w:spacing w:after="60"/>
-            </w:pPr>
-            <w:r>
-              <w:rPr>
-                <w:sz w:val="18"/>
-                <w:szCs w:val="18"/>
-              </w:rPr>
-              <w:t xml:space="preserve">☐ Conversarlo</w:t>
-            </w:r>
-          </w:p>
-        </w:tc>
-      </w:tr>
     </w:tbl>
     <w:p>
       <w:pPr>
@@ -843,7 +658,7 @@
           <w:sz w:val="19"/>
           <w:szCs w:val="19"/>
         </w:rPr>
-        <w:t xml:space="preserve">Si se aprueban los n.º 11 y 13, se reescriben los puntos y el guion de esos días. El guion del 25 de diciembre ya está escrito para la Navidad.</w:t>
+        <w:t xml:space="preserve">Si se aprueban los n.º 11 y 13, se reescriben los puntos y el guion de esos días.</w:t>
       </w:r>
     </w:p>
     <w:p>
@@ -1186,453 +1001,6 @@
                 <w:szCs w:val="18"/>
               </w:rPr>
               <w:t xml:space="preserve">El texto termina en «y las bestias» y tiene los signos mezclados (cierra «semejanza!» sin abrir). Así saldría en el flyer. Corregirlo no cambia el guion.</w:t>
-            </w:r>
-          </w:p>
-        </w:tc>
-        <w:tc>
-          <w:tcPr>
-            <w:tcW w:type="dxa" w:w="1900"/>
-            <w:tcMar>
-              <w:top w:type="dxa" w:w="80"/>
-              <w:left w:type="dxa" w:w="100"/>
-              <w:bottom w:type="dxa" w:w="80"/>
-              <w:right w:type="dxa" w:w="100"/>
-            </w:tcMar>
-          </w:tcPr>
-          <w:p>
-            <w:pPr>
-              <w:spacing w:after="60"/>
-            </w:pPr>
-            <w:r>
-              <w:rPr>
-                <w:sz w:val="18"/>
-                <w:szCs w:val="18"/>
-              </w:rPr>
-              <w:t xml:space="preserve">☐ Aprobar</w:t>
-            </w:r>
-          </w:p>
-          <w:p>
-            <w:pPr>
-              <w:spacing w:after="60"/>
-            </w:pPr>
-            <w:r>
-              <w:rPr>
-                <w:sz w:val="18"/>
-                <w:szCs w:val="18"/>
-              </w:rPr>
-              <w:t xml:space="preserve">☐ Dejar como está</w:t>
-            </w:r>
-          </w:p>
-          <w:p>
-            <w:pPr>
-              <w:spacing w:after="60"/>
-            </w:pPr>
-            <w:r>
-              <w:rPr>
-                <w:sz w:val="18"/>
-                <w:szCs w:val="18"/>
-              </w:rPr>
-              <w:t xml:space="preserve">☐ Conversarlo</w:t>
-            </w:r>
-          </w:p>
-        </w:tc>
-      </w:tr>
-    </w:tbl>
-    <w:p>
-      <w:pPr>
-        <w:pStyle w:val="Heading2"/>
-        <w:spacing w:after="100" w:before="280"/>
-      </w:pPr>
-      <w:r>
-        <w:rPr>
-          <w:b/>
-          <w:bCs/>
-          <w:color w:val="1F3A5F"/>
-          <w:sz w:val="28"/>
-          <w:szCs w:val="28"/>
-        </w:rPr>
-        <w:t xml:space="preserve">Decisión de programación</w:t>
-      </w:r>
-    </w:p>
-    <w:p>
-      <w:pPr>
-        <w:spacing w:after="120"/>
-      </w:pPr>
-      <w:r>
-        <w:rPr>
-          <w:sz w:val="21"/>
-          <w:szCs w:val="21"/>
-        </w:rPr>
-        <w:t xml:space="preserve">Viernes Santo y Pascua caen dentro de series de otros temas. La pregunta es si esos días la programación acompaña la fecha o sigue la serie.</w:t>
-      </w:r>
-    </w:p>
-    <w:tbl>
-      <w:tblPr>
-        <w:tblW w:type="dxa" w:w="14400"/>
-        <w:tblBorders>
-          <w:top w:val="single" w:color="auto" w:sz="4"/>
-          <w:left w:val="single" w:color="auto" w:sz="4"/>
-          <w:bottom w:val="single" w:color="auto" w:sz="4"/>
-          <w:right w:val="single" w:color="auto" w:sz="4"/>
-          <w:insideH w:val="single" w:color="auto" w:sz="4"/>
-          <w:insideV w:val="single" w:color="auto" w:sz="4"/>
-        </w:tblBorders>
-      </w:tblPr>
-      <w:tblGrid>
-        <w:gridCol w:w="500"/>
-        <w:gridCol w:w="2100"/>
-        <w:gridCol w:w="3300"/>
-        <w:gridCol w:w="2900"/>
-        <w:gridCol w:w="3700"/>
-        <w:gridCol w:w="1900"/>
-      </w:tblGrid>
-      <w:tr>
-        <w:trPr>
-          <w:tblHeader/>
-        </w:trPr>
-        <w:tc>
-          <w:tcPr>
-            <w:tcW w:type="dxa" w:w="500"/>
-            <w:shd w:fill="1F3A5F" w:color="auto" w:val="clear"/>
-            <w:tcMar>
-              <w:top w:type="dxa" w:w="80"/>
-              <w:left w:type="dxa" w:w="100"/>
-              <w:bottom w:type="dxa" w:w="80"/>
-              <w:right w:type="dxa" w:w="100"/>
-            </w:tcMar>
-          </w:tcPr>
-          <w:p>
-            <w:pPr>
-              <w:spacing w:after="60"/>
-            </w:pPr>
-            <w:r>
-              <w:rPr>
-                <w:b/>
-                <w:bCs/>
-                <w:color w:val="FFFFFF"/>
-                <w:sz w:val="18"/>
-                <w:szCs w:val="18"/>
-              </w:rPr>
-              <w:t xml:space="preserve">#</w:t>
-            </w:r>
-          </w:p>
-        </w:tc>
-        <w:tc>
-          <w:tcPr>
-            <w:tcW w:type="dxa" w:w="2100"/>
-            <w:shd w:fill="1F3A5F" w:color="auto" w:val="clear"/>
-            <w:tcMar>
-              <w:top w:type="dxa" w:w="80"/>
-              <w:left w:type="dxa" w:w="100"/>
-              <w:bottom w:type="dxa" w:w="80"/>
-              <w:right w:type="dxa" w:w="100"/>
-            </w:tcMar>
-          </w:tcPr>
-          <w:p>
-            <w:pPr>
-              <w:spacing w:after="60"/>
-            </w:pPr>
-            <w:r>
-              <w:rPr>
-                <w:b/>
-                <w:bCs/>
-                <w:color w:val="FFFFFF"/>
-                <w:sz w:val="18"/>
-                <w:szCs w:val="18"/>
-              </w:rPr>
-              <w:t xml:space="preserve">Fecha y semana</w:t>
-            </w:r>
-          </w:p>
-        </w:tc>
-        <w:tc>
-          <w:tcPr>
-            <w:tcW w:type="dxa" w:w="3300"/>
-            <w:shd w:fill="1F3A5F" w:color="auto" w:val="clear"/>
-            <w:tcMar>
-              <w:top w:type="dxa" w:w="80"/>
-              <w:left w:type="dxa" w:w="100"/>
-              <w:bottom w:type="dxa" w:w="80"/>
-              <w:right w:type="dxa" w:w="100"/>
-            </w:tcMar>
-          </w:tcPr>
-          <w:p>
-            <w:pPr>
-              <w:spacing w:after="60"/>
-            </w:pPr>
-            <w:r>
-              <w:rPr>
-                <w:b/>
-                <w:bCs/>
-                <w:color w:val="FFFFFF"/>
-                <w:sz w:val="18"/>
-                <w:szCs w:val="18"/>
-              </w:rPr>
-              <w:t xml:space="preserve">Hoy está</w:t>
-            </w:r>
-          </w:p>
-        </w:tc>
-        <w:tc>
-          <w:tcPr>
-            <w:tcW w:type="dxa" w:w="2900"/>
-            <w:shd w:fill="1F3A5F" w:color="auto" w:val="clear"/>
-            <w:tcMar>
-              <w:top w:type="dxa" w:w="80"/>
-              <w:left w:type="dxa" w:w="100"/>
-              <w:bottom w:type="dxa" w:w="80"/>
-              <w:right w:type="dxa" w:w="100"/>
-            </w:tcMar>
-          </w:tcPr>
-          <w:p>
-            <w:pPr>
-              <w:spacing w:after="60"/>
-            </w:pPr>
-            <w:r>
-              <w:rPr>
-                <w:b/>
-                <w:bCs/>
-                <w:color w:val="FFFFFF"/>
-                <w:sz w:val="18"/>
-                <w:szCs w:val="18"/>
-              </w:rPr>
-              <w:t xml:space="preserve">Sugerencia</w:t>
-            </w:r>
-          </w:p>
-        </w:tc>
-        <w:tc>
-          <w:tcPr>
-            <w:tcW w:type="dxa" w:w="3700"/>
-            <w:shd w:fill="1F3A5F" w:color="auto" w:val="clear"/>
-            <w:tcMar>
-              <w:top w:type="dxa" w:w="80"/>
-              <w:left w:type="dxa" w:w="100"/>
-              <w:bottom w:type="dxa" w:w="80"/>
-              <w:right w:type="dxa" w:w="100"/>
-            </w:tcMar>
-          </w:tcPr>
-          <w:p>
-            <w:pPr>
-              <w:spacing w:after="60"/>
-            </w:pPr>
-            <w:r>
-              <w:rPr>
-                <w:b/>
-                <w:bCs/>
-                <w:color w:val="FFFFFF"/>
-                <w:sz w:val="18"/>
-                <w:szCs w:val="18"/>
-              </w:rPr>
-              <w:t xml:space="preserve">Razones</w:t>
-            </w:r>
-          </w:p>
-        </w:tc>
-        <w:tc>
-          <w:tcPr>
-            <w:tcW w:type="dxa" w:w="1900"/>
-            <w:shd w:fill="1F3A5F" w:color="auto" w:val="clear"/>
-            <w:tcMar>
-              <w:top w:type="dxa" w:w="80"/>
-              <w:left w:type="dxa" w:w="100"/>
-              <w:bottom w:type="dxa" w:w="80"/>
-              <w:right w:type="dxa" w:w="100"/>
-            </w:tcMar>
-          </w:tcPr>
-          <w:p>
-            <w:pPr>
-              <w:spacing w:after="60"/>
-            </w:pPr>
-            <w:r>
-              <w:rPr>
-                <w:b/>
-                <w:bCs/>
-                <w:color w:val="FFFFFF"/>
-                <w:sz w:val="18"/>
-                <w:szCs w:val="18"/>
-              </w:rPr>
-              <w:t xml:space="preserve">Decisión</w:t>
-            </w:r>
-          </w:p>
-        </w:tc>
-      </w:tr>
-      <w:tr>
-        <w:trPr>
-          <w:cantSplit/>
-        </w:trPr>
-        <w:tc>
-          <w:tcPr>
-            <w:tcW w:type="dxa" w:w="500"/>
-            <w:tcMar>
-              <w:top w:type="dxa" w:w="80"/>
-              <w:left w:type="dxa" w:w="100"/>
-              <w:bottom w:type="dxa" w:w="80"/>
-              <w:right w:type="dxa" w:w="100"/>
-            </w:tcMar>
-          </w:tcPr>
-          <w:p>
-            <w:pPr>
-              <w:spacing w:after="60"/>
-            </w:pPr>
-            <w:r>
-              <w:rPr>
-                <w:sz w:val="18"/>
-                <w:szCs w:val="18"/>
-              </w:rPr>
-              <w:t xml:space="preserve">6</w:t>
-            </w:r>
-          </w:p>
-        </w:tc>
-        <w:tc>
-          <w:tcPr>
-            <w:tcW w:type="dxa" w:w="2100"/>
-            <w:tcMar>
-              <w:top w:type="dxa" w:w="80"/>
-              <w:left w:type="dxa" w:w="100"/>
-              <w:bottom w:type="dxa" w:w="80"/>
-              <w:right w:type="dxa" w:w="100"/>
-            </w:tcMar>
-          </w:tcPr>
-          <w:p>
-            <w:pPr>
-              <w:spacing w:after="60"/>
-            </w:pPr>
-            <w:r>
-              <w:rPr>
-                <w:sz w:val="18"/>
-                <w:szCs w:val="18"/>
-              </w:rPr>
-              <w:t xml:space="preserve">Viernes 26 de marzo (Viernes Santo) · semana 12 · subtema «Gestión del tiempo y prioridades»; y domingo 28 de marzo (Pascua) · semana 13</w:t>
-            </w:r>
-          </w:p>
-        </w:tc>
-        <w:tc>
-          <w:tcPr>
-            <w:tcW w:type="dxa" w:w="3300"/>
-            <w:tcMar>
-              <w:top w:type="dxa" w:w="80"/>
-              <w:left w:type="dxa" w:w="100"/>
-              <w:bottom w:type="dxa" w:w="80"/>
-              <w:right w:type="dxa" w:w="100"/>
-            </w:tcMar>
-          </w:tcPr>
-          <w:p>
-            <w:pPr>
-              <w:spacing w:after="60"/>
-            </w:pPr>
-            <w:r>
-              <w:rPr>
-                <w:sz w:val="18"/>
-                <w:szCs w:val="18"/>
-              </w:rPr>
-              <w:t xml:space="preserve">Viernes: </w:t>
-            </w:r>
-            <w:r>
-              <w:rPr>
-                <w:b/>
-                <w:bCs/>
-                <w:sz w:val="18"/>
-                <w:szCs w:val="18"/>
-              </w:rPr>
-              <w:t xml:space="preserve">Proverbios 29:18</w:t>
-            </w:r>
-            <w:r>
-              <w:rPr>
-                <w:sz w:val="18"/>
-                <w:szCs w:val="18"/>
-              </w:rPr>
-              <w:t xml:space="preserve"> — «Cuando no hay visión, el pueblo se desvía; ¡dichoso aquel que obedece la ley!» Domingo: </w:t>
-            </w:r>
-            <w:r>
-              <w:rPr>
-                <w:b/>
-                <w:bCs/>
-                <w:sz w:val="18"/>
-                <w:szCs w:val="18"/>
-              </w:rPr>
-              <w:t xml:space="preserve">Génesis 2:24</w:t>
-            </w:r>
-            <w:r>
-              <w:rPr>
-                <w:sz w:val="18"/>
-                <w:szCs w:val="18"/>
-              </w:rPr>
-              <w:t xml:space="preserve"> — «Por eso el hombre dejará a su padre y a su madre, y se unirá a su mujer, y serán un solo ser.»</w:t>
-            </w:r>
-          </w:p>
-        </w:tc>
-        <w:tc>
-          <w:tcPr>
-            <w:tcW w:type="dxa" w:w="2900"/>
-            <w:tcMar>
-              <w:top w:type="dxa" w:w="80"/>
-              <w:left w:type="dxa" w:w="100"/>
-              <w:bottom w:type="dxa" w:w="80"/>
-              <w:right w:type="dxa" w:w="100"/>
-            </w:tcMar>
-          </w:tcPr>
-          <w:p>
-            <w:pPr>
-              <w:spacing w:after="60"/>
-            </w:pPr>
-            <w:r>
-              <w:rPr>
-                <w:sz w:val="18"/>
-                <w:szCs w:val="18"/>
-              </w:rPr>
-              <w:t xml:space="preserve">Viernes Santo: </w:t>
-            </w:r>
-            <w:r>
-              <w:rPr>
-                <w:b/>
-                <w:bCs/>
-                <w:sz w:val="18"/>
-                <w:szCs w:val="18"/>
-              </w:rPr>
-              <w:t xml:space="preserve">Juan 19:30</w:t>
-            </w:r>
-            <w:r>
-              <w:rPr>
-                <w:sz w:val="18"/>
-                <w:szCs w:val="18"/>
-              </w:rPr>
-              <w:t xml:space="preserve"> (las últimas palabras de Jesús en la cruz: su obra está cumplida). Domingo de Pascua: </w:t>
-            </w:r>
-            <w:r>
-              <w:rPr>
-                <w:b/>
-                <w:bCs/>
-                <w:sz w:val="18"/>
-                <w:szCs w:val="18"/>
-              </w:rPr>
-              <w:t xml:space="preserve">Lucas 24:5-6</w:t>
-            </w:r>
-            <w:r>
-              <w:rPr>
-                <w:sz w:val="18"/>
-                <w:szCs w:val="18"/>
-              </w:rPr>
-              <w:t xml:space="preserve"> (no está aquí, ha resucitado)</w:t>
-            </w:r>
-          </w:p>
-        </w:tc>
-        <w:tc>
-          <w:tcPr>
-            <w:tcW w:type="dxa" w:w="3700"/>
-            <w:tcMar>
-              <w:top w:type="dxa" w:w="80"/>
-              <w:left w:type="dxa" w:w="100"/>
-              <w:bottom w:type="dxa" w:w="80"/>
-              <w:right w:type="dxa" w:w="100"/>
-            </w:tcMar>
-          </w:tcPr>
-          <w:p>
-            <w:pPr>
-              <w:spacing w:after="60"/>
-            </w:pPr>
-            <w:r>
-              <w:rPr>
-                <w:sz w:val="18"/>
-                <w:szCs w:val="18"/>
-              </w:rPr>
-              <w:t xml:space="preserve">Son las fechas centrales de la fe cristiana, y hoy los guiones las mencionan solo de paso. Para el viernes prefiero Juan 19:30 y no Isaías 53:5, porque Isaías 53:5 ya se usa el 30 de diciembre.</w:t>
             </w:r>
           </w:p>
         </w:tc>
